--- a/Operator_Guides/Wave1_External_Dependency_Requests.docx
+++ b/Operator_Guides/Wave1_External_Dependency_Requests.docx
@@ -315,7 +315,7 @@
                 <w:color w:val="202020"/>
                 <w:sz w:val="20"/>
               </w:rPr>
-              <w:t>[date — both sit on the critical path for waves 4 and 6]</w:t>
+              <w:t>Not set — no send is recorded for either request, so no response clock has started. Both sit on the critical path for waves 4 and 6.</w:t>
             </w:r>
           </w:p>
         </w:tc>
@@ -1848,7 +1848,7 @@
         <w:rPr>
           <w:color w:val="202020"/>
         </w:rPr>
-        <w:t>Both requests should be logged against the programme's dependency register with a named owner and a response date, and reviewed at the weekly status meeting until closed. They are bank-side dependencies in the sense used by the programme plan: the platform team prepares and chases, but cannot close them unilaterally.</w:t>
+        <w:t>Both requests should be logged against the programme's dependency register with a named owner and a response date, and reviewed at the weekly status meeting until closed. They are bank-side dependencies in the sense used by the programme plan: the platform team prepares and chases, but cannot close them unilaterally. As of 14 August 2026 neither request has been sent: the register below records a drafting date and no dispatch. No response date can be set until they go out, and the work each one gates stays blocked in the meantime. Sending them is the outstanding action.</w:t>
       </w:r>
     </w:p>
     <w:tbl>
@@ -2025,7 +2025,7 @@
                 <w:color w:val="202020"/>
                 <w:sz w:val="19"/>
               </w:rPr>
-              <w:t>19-Jul-26</w:t>
+              <w:t>Drafted 19-Jul-26; no send recorded</w:t>
             </w:r>
           </w:p>
         </w:tc>
@@ -2039,7 +2039,7 @@
                 <w:color w:val="202020"/>
                 <w:sz w:val="19"/>
               </w:rPr>
-              <w:t>[date]</w:t>
+              <w:t>Not set — starts on the send date</w:t>
             </w:r>
           </w:p>
         </w:tc>
@@ -2053,7 +2053,7 @@
                 <w:color w:val="202020"/>
                 <w:sz w:val="19"/>
               </w:rPr>
-              <w:t>Open</w:t>
+              <w:t>Open — not yet sent</w:t>
             </w:r>
           </w:p>
         </w:tc>
@@ -2115,7 +2115,7 @@
                 <w:color w:val="202020"/>
                 <w:sz w:val="19"/>
               </w:rPr>
-              <w:t>19-Jul-26</w:t>
+              <w:t>Drafted 19-Jul-26; no send recorded</w:t>
             </w:r>
           </w:p>
         </w:tc>
@@ -2130,7 +2130,7 @@
                 <w:color w:val="202020"/>
                 <w:sz w:val="19"/>
               </w:rPr>
-              <w:t>[date]</w:t>
+              <w:t>Not set — starts on the send date</w:t>
             </w:r>
           </w:p>
         </w:tc>
@@ -2145,7 +2145,7 @@
                 <w:color w:val="202020"/>
                 <w:sz w:val="19"/>
               </w:rPr>
-              <w:t>Open</w:t>
+              <w:t>Open — not yet sent</w:t>
             </w:r>
           </w:p>
         </w:tc>
